--- a/teacher/03-algorithm-programming/01-problem-state/worksheet-03-01-problem-state-lesson1.docx
+++ b/teacher/03-algorithm-programming/01-problem-state/worksheet-03-01-problem-state-lesson1.docx
@@ -70,7 +70,7 @@
           <w:sz w:val="22"/>
           <w:szCs w:val="22"/>
         </w:rPr>
-        <w:t xml:space="preserve">카드를 켜기 전과, 「켜도 숫자가 줄지 않는 카드」만 골라 4장 켰을 때의 숫자를 적으세요.</w:t>
+        <w:t xml:space="preserve">카드를 선택하기 전과, 「선택해도 숫자가 줄지 않는 카드」만 골라 4장 선택했을 때의 숫자를 적으세요.</w:t>
       </w:r>
     </w:p>
     <w:tbl>
@@ -178,7 +178,7 @@
                 <w:sz w:val="21"/>
                 <w:szCs w:val="21"/>
               </w:rPr>
-              <w:t xml:space="preserve">카드를 한 장도 안 켰을 때</w:t>
+              <w:t xml:space="preserve">카드를 한 장도 선택하지 않았을 때</w:t>
             </w:r>
           </w:p>
         </w:tc>
@@ -239,7 +239,7 @@
                 <w:sz w:val="21"/>
                 <w:szCs w:val="21"/>
               </w:rPr>
-              <w:t xml:space="preserve">켜도 줄지 않는 카드만 4장 켰을 때</w:t>
+              <w:t xml:space="preserve">선택해도 줄지 않는 카드만 4장 선택했을 때</w:t>
             </w:r>
           </w:p>
         </w:tc>
@@ -284,7 +284,7 @@
           <w:sz w:val="22"/>
           <w:szCs w:val="22"/>
         </w:rPr>
-        <w:t xml:space="preserve">켜도 숫자가 전혀 줄지 않았던 카드의 이름을 모두 적으세요.</w:t>
+        <w:t xml:space="preserve">선택해도 숫자가 전혀 줄지 않았던 카드의 이름을 모두 적으세요.</w:t>
       </w:r>
     </w:p>
     <w:p>
@@ -391,7 +391,7 @@
                 <w:sz w:val="21"/>
                 <w:szCs w:val="21"/>
               </w:rPr>
-              <w:t xml:space="preserve">켠 카드</w:t>
+              <w:t xml:space="preserve">선택한 카드</w:t>
             </w:r>
           </w:p>
         </w:tc>
@@ -649,7 +649,7 @@
           <w:sz w:val="22"/>
           <w:szCs w:val="22"/>
         </w:rPr>
-        <w:t xml:space="preserve">내가 찾은 조합 — 켠 카드 이름(모두 몇 장?):</w:t>
+        <w:t xml:space="preserve">내가 찾은 조합 — 선택한 카드 이름(모두 몇 장?):</w:t>
       </w:r>
     </w:p>
     <w:p>

--- a/teacher/03-algorithm-programming/01-problem-state/worksheet-03-01-problem-state-lesson1.docx
+++ b/teacher/03-algorithm-programming/01-problem-state/worksheet-03-01-problem-state-lesson1.docx
@@ -70,7 +70,7 @@
           <w:sz w:val="22"/>
           <w:szCs w:val="22"/>
         </w:rPr>
-        <w:t xml:space="preserve">카드를 선택하기 전과, 「선택해도 숫자가 줄지 않는 카드」만 골라 4장 선택했을 때의 숫자를 적으세요.</w:t>
+        <w:t xml:space="preserve">카드를 선택하기 전과, 「선택해도 숫자가 줄지 않는 카드」만 4장 선택했을 때의 숫자를 적으세요.</w:t>
       </w:r>
     </w:p>
     <w:tbl>
@@ -739,7 +739,7 @@
           <w:sz w:val="22"/>
           <w:szCs w:val="22"/>
         </w:rPr>
-        <w:t xml:space="preserve">카드를 한 장도 고르지 않았을 때 가능한 판은 몇 가지였나요? 위치 카드를 전부 고르면 몇 가지가 되었나요?</w:t>
+        <w:t xml:space="preserve">카드를 한 장도 선택하지 않았을 때 가능한 판은 몇 가지였나요? 위치 카드를 전부 선택하면 몇 가지가 되었나요?</w:t>
       </w:r>
     </w:p>
     <w:p>
@@ -800,7 +800,7 @@
           <w:sz w:val="22"/>
           <w:szCs w:val="22"/>
         </w:rPr>
-        <w:t xml:space="preserve">골랐는데도 가능한 판의 수가 전혀 줄지 않은 카드가 있었나요? 그 카드들은 줄어들게 만든 카드와 무엇이 달랐나요?</w:t>
+        <w:t xml:space="preserve">선택했는데도 가능한 판의 수가 전혀 줄지 않은 카드가 있었나요? 그 카드들은 줄어들게 만든 카드와 무엇이 달랐나요?</w:t>
       </w:r>
     </w:p>
     <w:p>
@@ -877,7 +877,7 @@
           <w:sz w:val="22"/>
           <w:szCs w:val="22"/>
         </w:rPr>
-        <w:t xml:space="preserve">농부의 위치만 골랐을 때, 배의 위치만 골랐을 때, 둘 다 골랐을 때 가능한 판은 각각 몇 가지였나요? 왜 그렇게 되었을까요?</w:t>
+        <w:t xml:space="preserve">농부의 위치만 선택했을 때, 배의 위치만 선택했을 때, 둘 다 선택했을 때 가능한 판은 각각 몇 가지였나요? 왜 그렇게 되었을까요?</w:t>
       </w:r>
     </w:p>
     <w:p>

--- a/teacher/03-algorithm-programming/01-problem-state/worksheet-03-01-problem-state-lesson1.docx
+++ b/teacher/03-algorithm-programming/01-problem-state/worksheet-03-01-problem-state-lesson1.docx
@@ -57,7 +57,7 @@
           <w:sz w:val="26"/>
           <w:szCs w:val="26"/>
         </w:rPr>
-        <w:t xml:space="preserve">활동 1. 아무것도 안 적으면?</w:t>
+        <w:t xml:space="preserve">내가 낼 판</w:t>
       </w:r>
     </w:p>
     <w:p>
@@ -70,7 +70,239 @@
           <w:sz w:val="22"/>
           <w:szCs w:val="22"/>
         </w:rPr>
-        <w:t xml:space="preserve">카드를 선택하기 전과, 「선택해도 숫자가 줄지 않는 카드」만 4장 선택했을 때의 숫자를 적으세요.</w:t>
+        <w:t xml:space="preserve">친구에게 낼 판을 정했으면, 잊어버리지 않게 여기에 그림이나 글로 남겨 두세요. 앱을 닫으면 판은 사라집니다.</w:t>
+      </w:r>
+    </w:p>
+    <w:tbl>
+      <w:tblPr>
+        <w:tblW w:type="dxa" w:w="9026"/>
+        <w:tblBorders>
+          <w:top w:val="single" w:color="auto" w:sz="4"/>
+          <w:left w:val="single" w:color="auto" w:sz="4"/>
+          <w:bottom w:val="single" w:color="auto" w:sz="4"/>
+          <w:right w:val="single" w:color="auto" w:sz="4"/>
+          <w:insideH w:val="single" w:color="auto" w:sz="4"/>
+          <w:insideV w:val="single" w:color="auto" w:sz="4"/>
+        </w:tblBorders>
+      </w:tblPr>
+      <w:tblGrid>
+        <w:gridCol w:w="3800"/>
+        <w:gridCol w:w="1426"/>
+        <w:gridCol w:w="3800"/>
+      </w:tblGrid>
+      <w:tr>
+        <w:tc>
+          <w:tcPr>
+            <w:tcW w:type="dxa" w:w="3800"/>
+            <w:tcBorders>
+              <w:top w:val="single" w:color="auto" w:sz="4"/>
+              <w:left w:val="single" w:color="auto" w:sz="4"/>
+              <w:bottom w:val="single" w:color="auto" w:sz="4"/>
+              <w:right w:val="single" w:color="auto" w:sz="4"/>
+            </w:tcBorders>
+            <w:shd w:fill="EFF4FB" w:val="clear"/>
+            <w:tcMar>
+              <w:top w:type="dxa" w:w="60"/>
+              <w:left w:type="dxa" w:w="100"/>
+              <w:bottom w:type="dxa" w:w="60"/>
+              <w:right w:type="dxa" w:w="100"/>
+            </w:tcMar>
+          </w:tcPr>
+          <w:p>
+            <w:r>
+              <w:rPr>
+                <w:rFonts w:ascii="Malgun Gothic" w:eastAsia="Malgun Gothic" w:hAnsi="Malgun Gothic"/>
+                <w:b/>
+                <w:bCs/>
+                <w:sz w:val="21"/>
+                <w:szCs w:val="21"/>
+              </w:rPr>
+              <w:t xml:space="preserve">왼쪽 기슭</w:t>
+            </w:r>
+          </w:p>
+        </w:tc>
+        <w:tc>
+          <w:tcPr>
+            <w:tcW w:type="dxa" w:w="1426"/>
+            <w:tcBorders>
+              <w:top w:val="single" w:color="auto" w:sz="4"/>
+              <w:left w:val="single" w:color="auto" w:sz="4"/>
+              <w:bottom w:val="single" w:color="auto" w:sz="4"/>
+              <w:right w:val="single" w:color="auto" w:sz="4"/>
+            </w:tcBorders>
+            <w:shd w:fill="EFF4FB" w:val="clear"/>
+            <w:tcMar>
+              <w:top w:type="dxa" w:w="60"/>
+              <w:left w:type="dxa" w:w="100"/>
+              <w:bottom w:type="dxa" w:w="60"/>
+              <w:right w:type="dxa" w:w="100"/>
+            </w:tcMar>
+          </w:tcPr>
+          <w:p>
+            <w:r>
+              <w:rPr>
+                <w:rFonts w:ascii="Malgun Gothic" w:eastAsia="Malgun Gothic" w:hAnsi="Malgun Gothic"/>
+                <w:b/>
+                <w:bCs/>
+                <w:sz w:val="21"/>
+                <w:szCs w:val="21"/>
+              </w:rPr>
+              <w:t xml:space="preserve">강</w:t>
+            </w:r>
+          </w:p>
+        </w:tc>
+        <w:tc>
+          <w:tcPr>
+            <w:tcW w:type="dxa" w:w="3800"/>
+            <w:tcBorders>
+              <w:top w:val="single" w:color="auto" w:sz="4"/>
+              <w:left w:val="single" w:color="auto" w:sz="4"/>
+              <w:bottom w:val="single" w:color="auto" w:sz="4"/>
+              <w:right w:val="single" w:color="auto" w:sz="4"/>
+            </w:tcBorders>
+            <w:shd w:fill="EFF4FB" w:val="clear"/>
+            <w:tcMar>
+              <w:top w:type="dxa" w:w="60"/>
+              <w:left w:type="dxa" w:w="100"/>
+              <w:bottom w:type="dxa" w:w="60"/>
+              <w:right w:type="dxa" w:w="100"/>
+            </w:tcMar>
+          </w:tcPr>
+          <w:p>
+            <w:r>
+              <w:rPr>
+                <w:rFonts w:ascii="Malgun Gothic" w:eastAsia="Malgun Gothic" w:hAnsi="Malgun Gothic"/>
+                <w:b/>
+                <w:bCs/>
+                <w:sz w:val="21"/>
+                <w:szCs w:val="21"/>
+              </w:rPr>
+              <w:t xml:space="preserve">오른쪽 기슭</w:t>
+            </w:r>
+          </w:p>
+        </w:tc>
+      </w:tr>
+      <w:tr>
+        <w:trPr>
+          <w:trHeight w:val="2400" w:hRule="atLeast"/>
+        </w:trPr>
+        <w:tc>
+          <w:tcPr>
+            <w:tcW w:type="dxa" w:w="3800"/>
+            <w:tcBorders>
+              <w:top w:val="single" w:color="auto" w:sz="4"/>
+              <w:left w:val="single" w:color="auto" w:sz="4"/>
+              <w:bottom w:val="single" w:color="auto" w:sz="4"/>
+              <w:right w:val="single" w:color="auto" w:sz="4"/>
+            </w:tcBorders>
+            <w:tcMar>
+              <w:top w:type="dxa" w:w="60"/>
+              <w:left w:type="dxa" w:w="100"/>
+              <w:bottom w:type="dxa" w:w="60"/>
+              <w:right w:type="dxa" w:w="100"/>
+            </w:tcMar>
+          </w:tcPr>
+          <w:p>
+            <w:r>
+              <w:rPr>
+                <w:rFonts w:ascii="Malgun Gothic" w:eastAsia="Malgun Gothic" w:hAnsi="Malgun Gothic"/>
+                <w:b w:val="false"/>
+                <w:bCs w:val="false"/>
+                <w:sz w:val="21"/>
+                <w:szCs w:val="21"/>
+              </w:rPr>
+              <w:t xml:space="preserve"/>
+            </w:r>
+          </w:p>
+        </w:tc>
+        <w:tc>
+          <w:tcPr>
+            <w:tcW w:type="dxa" w:w="1426"/>
+            <w:tcBorders>
+              <w:top w:val="single" w:color="auto" w:sz="4"/>
+              <w:left w:val="single" w:color="auto" w:sz="4"/>
+              <w:bottom w:val="single" w:color="auto" w:sz="4"/>
+              <w:right w:val="single" w:color="auto" w:sz="4"/>
+            </w:tcBorders>
+            <w:shd w:fill="D5EAF8" w:val="clear"/>
+            <w:tcMar>
+              <w:top w:type="dxa" w:w="60"/>
+              <w:left w:type="dxa" w:w="100"/>
+              <w:bottom w:type="dxa" w:w="60"/>
+              <w:right w:type="dxa" w:w="100"/>
+            </w:tcMar>
+          </w:tcPr>
+          <w:p>
+            <w:r>
+              <w:rPr>
+                <w:rFonts w:ascii="Malgun Gothic" w:eastAsia="Malgun Gothic" w:hAnsi="Malgun Gothic"/>
+                <w:b w:val="false"/>
+                <w:bCs w:val="false"/>
+                <w:sz w:val="21"/>
+                <w:szCs w:val="21"/>
+              </w:rPr>
+              <w:t xml:space="preserve"/>
+            </w:r>
+          </w:p>
+        </w:tc>
+        <w:tc>
+          <w:tcPr>
+            <w:tcW w:type="dxa" w:w="3800"/>
+            <w:tcBorders>
+              <w:top w:val="single" w:color="auto" w:sz="4"/>
+              <w:left w:val="single" w:color="auto" w:sz="4"/>
+              <w:bottom w:val="single" w:color="auto" w:sz="4"/>
+              <w:right w:val="single" w:color="auto" w:sz="4"/>
+            </w:tcBorders>
+            <w:tcMar>
+              <w:top w:type="dxa" w:w="60"/>
+              <w:left w:type="dxa" w:w="100"/>
+              <w:bottom w:type="dxa" w:w="60"/>
+              <w:right w:type="dxa" w:w="100"/>
+            </w:tcMar>
+          </w:tcPr>
+          <w:p>
+            <w:r>
+              <w:rPr>
+                <w:rFonts w:ascii="Malgun Gothic" w:eastAsia="Malgun Gothic" w:hAnsi="Malgun Gothic"/>
+                <w:b w:val="false"/>
+                <w:bCs w:val="false"/>
+                <w:sz w:val="21"/>
+                <w:szCs w:val="21"/>
+              </w:rPr>
+              <w:t xml:space="preserve"/>
+            </w:r>
+          </w:p>
+        </w:tc>
+      </w:tr>
+    </w:tbl>
+    <w:p>
+      <w:pPr>
+        <w:spacing w:after="100" w:before="280"/>
+      </w:pPr>
+      <w:r>
+        <w:rPr>
+          <w:rFonts w:ascii="Malgun Gothic" w:eastAsia="Malgun Gothic" w:hAnsi="Malgun Gothic"/>
+          <w:b/>
+          <w:bCs/>
+          <w:color w:val="1D4ED8"/>
+          <w:sz w:val="26"/>
+          <w:szCs w:val="26"/>
+        </w:rPr>
+        <w:t xml:space="preserve">활동 1. 만들 수 있는 판 세어 보기</w:t>
+      </w:r>
+    </w:p>
+    <w:p>
+      <w:pPr>
+        <w:spacing w:after="80"/>
+      </w:pPr>
+      <w:r>
+        <w:rPr>
+          <w:rFonts w:ascii="Malgun Gothic" w:eastAsia="Malgun Gothic" w:hAnsi="Malgun Gothic"/>
+          <w:sz w:val="22"/>
+          <w:szCs w:val="22"/>
+        </w:rPr>
+        <w:t xml:space="preserve">세 가지 상황의 숫자를 각각 적으세요.</w:t>
       </w:r>
     </w:p>
     <w:tbl>
@@ -273,6 +505,67 @@
           </w:p>
         </w:tc>
       </w:tr>
+      <w:tr>
+        <w:tc>
+          <w:tcPr>
+            <w:tcW w:type="dxa" w:w="6226"/>
+            <w:tcBorders>
+              <w:top w:val="single" w:color="auto" w:sz="4"/>
+              <w:left w:val="single" w:color="auto" w:sz="4"/>
+              <w:bottom w:val="single" w:color="auto" w:sz="4"/>
+              <w:right w:val="single" w:color="auto" w:sz="4"/>
+            </w:tcBorders>
+            <w:shd w:fill="EFF4FB" w:val="clear"/>
+            <w:tcMar>
+              <w:top w:type="dxa" w:w="60"/>
+              <w:left w:type="dxa" w:w="100"/>
+              <w:bottom w:type="dxa" w:w="60"/>
+              <w:right w:type="dxa" w:w="100"/>
+            </w:tcMar>
+          </w:tcPr>
+          <w:p>
+            <w:r>
+              <w:rPr>
+                <w:rFonts w:ascii="Malgun Gothic" w:eastAsia="Malgun Gothic" w:hAnsi="Malgun Gothic"/>
+                <w:b/>
+                <w:bCs/>
+                <w:sz w:val="21"/>
+                <w:szCs w:val="21"/>
+              </w:rPr>
+              <w:t xml:space="preserve">농부·늑대·염소·양배추의 위치, 4장 전부 선택했을 때</w:t>
+            </w:r>
+          </w:p>
+        </w:tc>
+        <w:tc>
+          <w:tcPr>
+            <w:tcW w:type="dxa" w:w="2800"/>
+            <w:tcBorders>
+              <w:top w:val="single" w:color="auto" w:sz="4"/>
+              <w:left w:val="single" w:color="auto" w:sz="4"/>
+              <w:bottom w:val="single" w:color="auto" w:sz="4"/>
+              <w:right w:val="single" w:color="auto" w:sz="4"/>
+            </w:tcBorders>
+            <w:tcMar>
+              <w:top w:type="dxa" w:w="60"/>
+              <w:left w:type="dxa" w:w="100"/>
+              <w:bottom w:type="dxa" w:w="60"/>
+              <w:right w:type="dxa" w:w="100"/>
+            </w:tcMar>
+          </w:tcPr>
+          <w:p>
+            <w:r>
+              <w:rPr>
+                <w:rFonts w:ascii="Malgun Gothic" w:eastAsia="Malgun Gothic" w:hAnsi="Malgun Gothic"/>
+                <w:b w:val="false"/>
+                <w:bCs w:val="false"/>
+                <w:sz w:val="21"/>
+                <w:szCs w:val="21"/>
+              </w:rPr>
+              <w:t xml:space="preserve">가지</w:t>
+            </w:r>
+          </w:p>
+        </w:tc>
+      </w:tr>
     </w:tbl>
     <w:p>
       <w:pPr>
@@ -649,7 +942,7 @@
           <w:sz w:val="22"/>
           <w:szCs w:val="22"/>
         </w:rPr>
-        <w:t xml:space="preserve">내가 찾은 조합 — 선택한 카드 이름(모두 몇 장?):</w:t>
+        <w:t xml:space="preserve">내가 찾은 조합 — 선택한 카드의 이름과 내용을 함께 적으세요(모두 몇 장?). 이 기록만 받은 친구가 「내가 낼 판」을 그대로 만들 수 있어야 합니다.</w:t>
       </w:r>
     </w:p>
     <w:p>
@@ -739,7 +1032,7 @@
           <w:sz w:val="22"/>
           <w:szCs w:val="22"/>
         </w:rPr>
-        <w:t xml:space="preserve">카드를 한 장도 선택하지 않았을 때 가능한 판은 몇 가지였나요? 위치 카드를 전부 선택하면 몇 가지가 되었나요?</w:t>
+        <w:t xml:space="preserve">활동 1에서 넉 장을 선택했는데도 16가지 그대로인 경우와, 똑같이 넉 장으로 1가지까지 줄어드는 경우가 있었습니다. 장수는 같은데 왜 결과가 달랐을까요?</w:t>
       </w:r>
     </w:p>
     <w:p>
@@ -800,7 +1093,7 @@
           <w:sz w:val="22"/>
           <w:szCs w:val="22"/>
         </w:rPr>
-        <w:t xml:space="preserve">선택했는데도 가능한 판의 수가 전혀 줄지 않은 카드가 있었나요? 그 카드들은 줄어들게 만든 카드와 무엇이 달랐나요?</w:t>
+        <w:t xml:space="preserve">숫자를 전혀 줄이지 못한 카드들은 서로 무엇이 닮았나요? 줄어들게 만든 카드들과는 무엇이 달랐나요?</w:t>
       </w:r>
     </w:p>
     <w:p>
@@ -877,23 +1170,7 @@
           <w:sz w:val="22"/>
           <w:szCs w:val="22"/>
         </w:rPr>
-        <w:t xml:space="preserve">농부의 위치만 선택했을 때, 배의 위치만 선택했을 때, 둘 다 선택했을 때 가능한 판은 각각 몇 가지였나요? 왜 그렇게 되었을까요?</w:t>
-      </w:r>
-    </w:p>
-    <w:p>
-      <w:pPr>
-        <w:pBdr>
-          <w:bottom w:val="single" w:color="CBD5E1" w:sz="4"/>
-        </w:pBdr>
-        <w:spacing w:after="60" w:line="360"/>
-      </w:pPr>
-      <w:r>
-        <w:rPr>
-          <w:rFonts w:ascii="Malgun Gothic" w:eastAsia="Malgun Gothic" w:hAnsi="Malgun Gothic"/>
-          <w:sz w:val="22"/>
-          <w:szCs w:val="22"/>
-        </w:rPr>
-        <w:t xml:space="preserve"> </w:t>
+        <w:t xml:space="preserve">활동 2에서 농부의 위치와 배의 위치를 둘 다 선택해도 숫자는 8에서 움직이지 않았습니다. 왜 그럴까요?</w:t>
       </w:r>
     </w:p>
     <w:p>
@@ -954,7 +1231,7 @@
           <w:sz w:val="22"/>
           <w:szCs w:val="22"/>
         </w:rPr>
-        <w:t xml:space="preserve">가능한 판을 1가지로 만드는 가장 적은 카드 조합은 무엇이었나요? 모둠 친구와 답이 같았나요, 달랐나요?</w:t>
+        <w:t xml:space="preserve">활동 3에서 한 장만 빼도 가능한 판이 늘어났습니다. 내 조합만 받은 친구가 내 판을 정확히 만들 수 있는 까닭은 무엇일까요?</w:t>
       </w:r>
     </w:p>
     <w:p>
@@ -1063,7 +1340,7 @@
           <w:sz w:val="26"/>
           <w:szCs w:val="26"/>
         </w:rPr>
-        <w:t xml:space="preserve">(다음 시간) 우리 모둠의 한 문장</w:t>
+        <w:t xml:space="preserve">(다음 시간) 모둠 조합 비교</w:t>
       </w:r>
     </w:p>
     <w:p>
@@ -1077,7 +1354,69 @@
           <w:sz w:val="20"/>
           <w:szCs w:val="20"/>
         </w:rPr>
-        <w:t xml:space="preserve">2차시에 모둠 친구들의 문장과 비교한 뒤, 모둠이 함께 다듬은 문장을 적습니다.</w:t>
+        <w:t xml:space="preserve">2차시에 모둠 친구들의 최소 조합과 비교합니다. 같았나요, 달랐나요? 다른 조합도 통했다면 그 조합은 무엇이었나요?</w:t>
+      </w:r>
+    </w:p>
+    <w:p>
+      <w:pPr>
+        <w:pBdr>
+          <w:bottom w:val="single" w:color="CBD5E1" w:sz="4"/>
+        </w:pBdr>
+        <w:spacing w:after="60" w:line="360"/>
+      </w:pPr>
+      <w:r>
+        <w:rPr>
+          <w:rFonts w:ascii="Malgun Gothic" w:eastAsia="Malgun Gothic" w:hAnsi="Malgun Gothic"/>
+          <w:sz w:val="22"/>
+          <w:szCs w:val="22"/>
+        </w:rPr>
+        <w:t xml:space="preserve"> </w:t>
+      </w:r>
+    </w:p>
+    <w:p>
+      <w:pPr>
+        <w:pBdr>
+          <w:bottom w:val="single" w:color="CBD5E1" w:sz="4"/>
+        </w:pBdr>
+        <w:spacing w:after="60" w:line="360"/>
+      </w:pPr>
+      <w:r>
+        <w:rPr>
+          <w:rFonts w:ascii="Malgun Gothic" w:eastAsia="Malgun Gothic" w:hAnsi="Malgun Gothic"/>
+          <w:sz w:val="22"/>
+          <w:szCs w:val="22"/>
+        </w:rPr>
+        <w:t xml:space="preserve"> </w:t>
+      </w:r>
+    </w:p>
+    <w:p>
+      <w:pPr>
+        <w:spacing w:after="100" w:before="280"/>
+      </w:pPr>
+      <w:r>
+        <w:rPr>
+          <w:rFonts w:ascii="Malgun Gothic" w:eastAsia="Malgun Gothic" w:hAnsi="Malgun Gothic"/>
+          <w:b/>
+          <w:bCs/>
+          <w:color w:val="1D4ED8"/>
+          <w:sz w:val="26"/>
+          <w:szCs w:val="26"/>
+        </w:rPr>
+        <w:t xml:space="preserve">(다음 시간) 우리 모둠의 한 문장</w:t>
+      </w:r>
+    </w:p>
+    <w:p>
+      <w:pPr>
+        <w:spacing w:after="80"/>
+      </w:pPr>
+      <w:r>
+        <w:rPr>
+          <w:rFonts w:ascii="Malgun Gothic" w:eastAsia="Malgun Gothic" w:hAnsi="Malgun Gothic"/>
+          <w:color w:val="64748B"/>
+          <w:sz w:val="20"/>
+          <w:szCs w:val="20"/>
+        </w:rPr>
+        <w:t xml:space="preserve">모둠 친구들의 문장과 비교한 뒤, 모둠이 함께 다듬은 문장을 적습니다.</w:t>
       </w:r>
     </w:p>
     <w:p>

--- a/teacher/03-algorithm-programming/01-problem-state/worksheet-03-01-problem-state-lesson1.docx
+++ b/teacher/03-algorithm-programming/01-problem-state/worksheet-03-01-problem-state-lesson1.docx
@@ -14,7 +14,7 @@
           <w:sz w:val="36"/>
           <w:szCs w:val="36"/>
         </w:rPr>
-        <w:t xml:space="preserve">다음에 이어서 하려면 무엇을 적어야 할까? — 발견 기록</w:t>
+        <w:t xml:space="preserve">다음에 이어서 하려면 무엇을 적어야 할까? — 발견 기록지</w:t>
       </w:r>
     </w:p>
     <w:p>
@@ -2399,7 +2399,7 @@
                 <w:sz w:val="19"/>
                 <w:szCs w:val="19"/>
               </w:rPr>
-              <w:t xml:space="preserve">2차시 첫 10분에 모둠 친구들과 채웁니다 — 이 학습지를 가져오세요</w:t>
+              <w:t xml:space="preserve">2차시 첫 10분에 모둠 친구들과 채웁니다 — 이 기록지를 가져오세요</w:t>
             </w:r>
           </w:p>
         </w:tc>

--- a/teacher/03-algorithm-programming/01-problem-state/worksheet-03-01-problem-state-lesson1.docx
+++ b/teacher/03-algorithm-programming/01-problem-state/worksheet-03-01-problem-state-lesson1.docx
@@ -6,6 +6,46 @@
       <w:pPr>
         <w:spacing w:after="100"/>
       </w:pPr>
+      <w:r>
+        <w:drawing>
+          <wp:inline distT="0" distB="0" distL="0" distR="0">
+            <wp:extent cx="347472" cy="347472"/>
+            <wp:effectExtent l="0" t="0" r="0" b="0"/>
+            <wp:docPr id="9001" name="단원 그림" descr=""/>
+            <wp:cNvGraphicFramePr>
+              <a:graphicFrameLocks xmlns:a="http://schemas.openxmlformats.org/drawingml/2006/main" noChangeAspect="1"/>
+            </wp:cNvGraphicFramePr>
+            <a:graphic xmlns:a="http://schemas.openxmlformats.org/drawingml/2006/main">
+              <a:graphicData uri="http://schemas.openxmlformats.org/drawingml/2006/picture">
+                <pic:pic xmlns:pic="http://schemas.openxmlformats.org/drawingml/2006/picture">
+                  <pic:nvPicPr>
+                    <pic:cNvPr id="0" name="unit-icon.png"/>
+                    <pic:cNvPicPr/>
+                  </pic:nvPicPr>
+                  <pic:blipFill>
+                    <a:blip r:embed="rIdUnitIcon"/>
+                    <a:stretch>
+                      <a:fillRect/>
+                    </a:stretch>
+                  </pic:blipFill>
+                  <pic:spPr>
+                    <a:xfrm>
+                      <a:off x="0" y="0"/>
+                      <a:ext cx="347472" cy="347472"/>
+                    </a:xfrm>
+                    <a:prstGeom prst="rect">
+                      <a:avLst/>
+                    </a:prstGeom>
+                  </pic:spPr>
+                </pic:pic>
+              </a:graphicData>
+            </a:graphic>
+          </wp:inline>
+        </w:drawing>
+      </w:r>
+      <w:r>
+        <w:t xml:space="preserve"> </w:t>
+      </w:r>
       <w:r>
         <w:rPr>
           <w:rFonts w:ascii="Malgun Gothic" w:eastAsia="Malgun Gothic" w:hAnsi="Malgun Gothic"/>
